--- a/deliveries/2026-09-03/01_Vehicle_Pages/VEH_20260903_01_Geely_Emgrand_2024.docx
+++ b/deliveries/2026-09-03/01_Vehicle_Pages/VEH_20260903_01_Geely_Emgrand_2024.docx
@@ -4,7 +4,7 @@
   <w:body>
     <w:p>
       <w:pPr>
-        <w:pStyle w:val="Title"/>
+        <w:pStyle w:val="Heading1"/>
       </w:pPr>
       <w:r>
         <w:t>Geely Emgrand (4th Gen) 2024: a Chinese-Market Entry Sedan Spec Sheet for Exporters</w:t>
@@ -12,7 +12,7 @@
     </w:p>
     <w:p>
       <w:pPr>
-        <w:pStyle w:val="Heading1"/>
+        <w:pStyle w:val="Heading2"/>
       </w:pPr>
       <w:r>
         <w:t>SEO Metadata</w:t>
@@ -146,7 +146,7 @@
     </w:p>
     <w:p>
       <w:pPr>
-        <w:pStyle w:val="Heading1"/>
+        <w:pStyle w:val="Heading2"/>
       </w:pPr>
       <w:r>
         <w:t>Buyer Context: Pin the Generation Before You Pin the Price</w:t>
@@ -186,7 +186,7 @@
     </w:p>
     <w:p>
       <w:pPr>
-        <w:pStyle w:val="Heading1"/>
+        <w:pStyle w:val="Heading2"/>
       </w:pPr>
       <w:r>
         <w:t>Chinese-Market Variant and Driveline (ICE focus: engine, gearbox, fuel, emission)</w:t>
@@ -194,7 +194,7 @@
     </w:p>
     <w:tbl>
       <w:tblPr>
-        <w:tblStyle w:val="TableGrid"/>
+        <w:tblStyle w:val="LightGrid-Accent1"/>
         <w:tblW w:type="auto" w:w="0"/>
         <w:tblLook w:firstColumn="1" w:firstRow="1" w:lastColumn="0" w:lastRow="0" w:noHBand="0" w:noVBand="1" w:val="04A0"/>
       </w:tblPr>
@@ -206,20 +206,9 @@
         <w:tc>
           <w:tcPr>
             <w:tcW w:type="dxa" w:w="4320"/>
-            <w:shd w:val="clear" w:fill="EAF0F6"/>
           </w:tcPr>
           <w:p>
             <w:r>
-              <w:rPr>
-                <w:b/>
-                <w:sz w:val="20"/>
-              </w:rPr>
-            </w:r>
-            <w:r>
-              <w:rPr>
-                <w:b/>
-                <w:sz w:val="20"/>
-              </w:rPr>
               <w:t>Item</w:t>
             </w:r>
           </w:p>
@@ -227,20 +216,9 @@
         <w:tc>
           <w:tcPr>
             <w:tcW w:type="dxa" w:w="4320"/>
-            <w:shd w:val="clear" w:fill="EAF0F6"/>
           </w:tcPr>
           <w:p>
             <w:r>
-              <w:rPr>
-                <w:b/>
-                <w:sz w:val="20"/>
-              </w:rPr>
-            </w:r>
-            <w:r>
-              <w:rPr>
-                <w:b/>
-                <w:sz w:val="20"/>
-              </w:rPr>
               <w:t>4th-gen Emgrand 2024 (China reference)</w:t>
             </w:r>
           </w:p>
@@ -253,14 +231,6 @@
           </w:tcPr>
           <w:p>
             <w:r>
-              <w:rPr>
-                <w:sz w:val="20"/>
-              </w:rPr>
-            </w:r>
-            <w:r>
-              <w:rPr>
-                <w:sz w:val="20"/>
-              </w:rPr>
               <w:t>Body style</w:t>
             </w:r>
           </w:p>
@@ -271,14 +241,6 @@
           </w:tcPr>
           <w:p>
             <w:r>
-              <w:rPr>
-                <w:sz w:val="20"/>
-              </w:rPr>
-            </w:r>
-            <w:r>
-              <w:rPr>
-                <w:sz w:val="20"/>
-              </w:rPr>
               <w:t>4-door, 5-seat saloon</w:t>
             </w:r>
           </w:p>
@@ -291,14 +253,6 @@
           </w:tcPr>
           <w:p>
             <w:r>
-              <w:rPr>
-                <w:sz w:val="20"/>
-              </w:rPr>
-            </w:r>
-            <w:r>
-              <w:rPr>
-                <w:sz w:val="20"/>
-              </w:rPr>
               <w:t>Engine</w:t>
             </w:r>
           </w:p>
@@ -309,14 +263,6 @@
           </w:tcPr>
           <w:p>
             <w:r>
-              <w:rPr>
-                <w:sz w:val="20"/>
-              </w:rPr>
-            </w:r>
-            <w:r>
-              <w:rPr>
-                <w:sz w:val="20"/>
-              </w:rPr>
               <w:t>1.5L naturally aspirated inline-4 petrol</w:t>
             </w:r>
           </w:p>
@@ -329,14 +275,6 @@
           </w:tcPr>
           <w:p>
             <w:r>
-              <w:rPr>
-                <w:sz w:val="20"/>
-              </w:rPr>
-            </w:r>
-            <w:r>
-              <w:rPr>
-                <w:sz w:val="20"/>
-              </w:rPr>
               <w:t>Max power</w:t>
             </w:r>
           </w:p>
@@ -347,14 +285,6 @@
           </w:tcPr>
           <w:p>
             <w:r>
-              <w:rPr>
-                <w:sz w:val="20"/>
-              </w:rPr>
-            </w:r>
-            <w:r>
-              <w:rPr>
-                <w:sz w:val="20"/>
-              </w:rPr>
               <w:t>93 kW (≈127 PS)</w:t>
             </w:r>
           </w:p>
@@ -367,14 +297,6 @@
           </w:tcPr>
           <w:p>
             <w:r>
-              <w:rPr>
-                <w:sz w:val="20"/>
-              </w:rPr>
-            </w:r>
-            <w:r>
-              <w:rPr>
-                <w:sz w:val="20"/>
-              </w:rPr>
               <w:t>Max torque</w:t>
             </w:r>
           </w:p>
@@ -385,14 +307,6 @@
           </w:tcPr>
           <w:p>
             <w:r>
-              <w:rPr>
-                <w:sz w:val="20"/>
-              </w:rPr>
-            </w:r>
-            <w:r>
-              <w:rPr>
-                <w:sz w:val="20"/>
-              </w:rPr>
               <w:t>127 N·m (single-source; confirm on the exact trim sheet)</w:t>
             </w:r>
           </w:p>
@@ -405,14 +319,6 @@
           </w:tcPr>
           <w:p>
             <w:r>
-              <w:rPr>
-                <w:sz w:val="20"/>
-              </w:rPr>
-            </w:r>
-            <w:r>
-              <w:rPr>
-                <w:sz w:val="20"/>
-              </w:rPr>
               <w:t>Transmission</w:t>
             </w:r>
           </w:p>
@@ -423,27 +329,15 @@
           </w:tcPr>
           <w:p>
             <w:r>
-              <w:rPr>
-                <w:sz w:val="20"/>
-              </w:rPr>
-            </w:r>
-            <w:r>
-              <w:rPr>
-                <w:sz w:val="20"/>
-              </w:rPr>
               <w:t xml:space="preserve">5-speed manual </w:t>
             </w:r>
             <w:r>
               <w:rPr>
                 <w:b/>
-                <w:sz w:val="20"/>
               </w:rPr>
               <w:t>or</w:t>
             </w:r>
             <w:r>
-              <w:rPr>
-                <w:sz w:val="20"/>
-              </w:rPr>
               <w:t xml:space="preserve"> CVT</w:t>
             </w:r>
           </w:p>
@@ -456,14 +350,6 @@
           </w:tcPr>
           <w:p>
             <w:r>
-              <w:rPr>
-                <w:sz w:val="20"/>
-              </w:rPr>
-            </w:r>
-            <w:r>
-              <w:rPr>
-                <w:sz w:val="20"/>
-              </w:rPr>
               <w:t>Drive</w:t>
             </w:r>
           </w:p>
@@ -474,14 +360,6 @@
           </w:tcPr>
           <w:p>
             <w:r>
-              <w:rPr>
-                <w:sz w:val="20"/>
-              </w:rPr>
-            </w:r>
-            <w:r>
-              <w:rPr>
-                <w:sz w:val="20"/>
-              </w:rPr>
               <w:t>Front-wheel drive</w:t>
             </w:r>
           </w:p>
@@ -494,14 +372,6 @@
           </w:tcPr>
           <w:p>
             <w:r>
-              <w:rPr>
-                <w:sz w:val="20"/>
-              </w:rPr>
-            </w:r>
-            <w:r>
-              <w:rPr>
-                <w:sz w:val="20"/>
-              </w:rPr>
               <w:t>Fuel / note</w:t>
             </w:r>
           </w:p>
@@ -512,20 +382,13 @@
           </w:tcPr>
           <w:p>
             <w:r>
-              <w:rPr>
-                <w:sz w:val="20"/>
-              </w:rPr>
-            </w:r>
-            <w:r>
-              <w:rPr>
-                <w:sz w:val="20"/>
-              </w:rPr>
               <w:t>Petrol; confirm the fuel grade and the destination emission stage (China-6 spec is not, by itself, Euro certification)</w:t>
             </w:r>
           </w:p>
         </w:tc>
       </w:tr>
     </w:tbl>
+    <w:p/>
     <w:p>
       <w:r>
         <w:t xml:space="preserve">For an ICE car the exporter's questions concentrate on </w:t>
@@ -542,7 +405,7 @@
     </w:p>
     <w:p>
       <w:pPr>
-        <w:pStyle w:val="Heading1"/>
+        <w:pStyle w:val="Heading2"/>
       </w:pPr>
       <w:r>
         <w:t>Dimensions and Cabin</w:t>
@@ -597,7 +460,7 @@
     </w:p>
     <w:p>
       <w:pPr>
-        <w:pStyle w:val="Heading1"/>
+        <w:pStyle w:val="Heading2"/>
       </w:pPr>
       <w:r>
         <w:t>Model-Year Boundary (keep this visible)</w:t>
@@ -659,7 +522,7 @@
     </w:p>
     <w:p>
       <w:pPr>
-        <w:pStyle w:val="Heading1"/>
+        <w:pStyle w:val="Heading2"/>
       </w:pPr>
       <w:r>
         <w:t>What Importers Should Verify Before Payment</w:t>
@@ -755,7 +618,7 @@
     </w:p>
     <w:p>
       <w:pPr>
-        <w:pStyle w:val="Heading1"/>
+        <w:pStyle w:val="Heading2"/>
       </w:pPr>
       <w:r>
         <w:t>Request a Current Export Quotation</w:t>
@@ -786,7 +649,7 @@
     </w:p>
     <w:p>
       <w:pPr>
-        <w:pStyle w:val="Heading1"/>
+        <w:pStyle w:val="Heading2"/>
       </w:pPr>
       <w:r>
         <w:t>Frequently Asked Questions</w:t>
@@ -800,8 +663,10 @@
         <w:t>Is the 2024 Emgrand the same as the newest Emgrand?</w:t>
       </w:r>
       <w:r>
-        <w:t xml:space="preserve"> No — the 4th-generation 2024 car and the all-new 5th generation (China, Nov 2025) differ in size, wheelbase and pricing; confirm which generation a VIN belongs to. </w:t>
+        <w:t xml:space="preserve"> No — the 4th-generation 2024 car and the all-new 5th generation (China, Nov 2025) differ in size, wheelbase and pricing; confirm which generation a VIN belongs to.</w:t>
       </w:r>
+    </w:p>
+    <w:p>
       <w:r>
         <w:rPr>
           <w:b/>
@@ -809,8 +674,10 @@
         <w:t>Does the Emgrand come with automatic transmission?</w:t>
       </w:r>
       <w:r>
-        <w:t xml:space="preserve"> The Chinese line offers a CVT alongside a 5-speed manual; specify which one on the order. </w:t>
+        <w:t xml:space="preserve"> The Chinese line offers a CVT alongside a 5-speed manual; specify which one on the order.</w:t>
       </w:r>
+    </w:p>
+    <w:p>
       <w:r>
         <w:rPr>
           <w:b/>
@@ -818,8 +685,10 @@
         <w:t>Is a China-6 car automatically Euro-certified?</w:t>
       </w:r>
       <w:r>
-        <w:t xml:space="preserve"> No — China emission approval and destination type approval are different processes; confirm the required CoC/approval for the importing market. </w:t>
+        <w:t xml:space="preserve"> No — China emission approval and destination type approval are different processes; confirm the required CoC/approval for the importing market.</w:t>
       </w:r>
+    </w:p>
+    <w:p>
       <w:r>
         <w:rPr>
           <w:b/>
@@ -832,7 +701,255 @@
     </w:p>
     <w:p>
       <w:pPr>
-        <w:pStyle w:val="Heading1"/>
+        <w:pStyle w:val="Heading2"/>
+      </w:pPr>
+      <w:r>
+        <w:t>Image Record</w:t>
+      </w:r>
+    </w:p>
+    <w:p>
+      <w:pPr>
+        <w:pStyle w:val="ListBullet"/>
+      </w:pPr>
+      <w:r>
+        <w:t>IMAGE_ASSET_PATH: none secured in repository</w:t>
+      </w:r>
+    </w:p>
+    <w:p>
+      <w:pPr>
+        <w:pStyle w:val="ListBullet"/>
+      </w:pPr>
+      <w:r>
+        <w:t>ORIGINAL_IMAGE_URL: not captured</w:t>
+      </w:r>
+    </w:p>
+    <w:p>
+      <w:pPr>
+        <w:pStyle w:val="ListBullet"/>
+      </w:pPr>
+      <w:r>
+        <w:t>SOURCE_PAGE: not captured</w:t>
+      </w:r>
+    </w:p>
+    <w:p>
+      <w:pPr>
+        <w:pStyle w:val="ListBullet"/>
+      </w:pPr>
+      <w:r>
+        <w:t>RIGHTS_HOLDER: unconfirmed</w:t>
+      </w:r>
+    </w:p>
+    <w:p>
+      <w:pPr>
+        <w:pStyle w:val="ListBullet"/>
+      </w:pPr>
+      <w:r>
+        <w:t>LICENSE: none secured — no third-party image may be published until rights are cleared</w:t>
+      </w:r>
+    </w:p>
+    <w:p>
+      <w:pPr>
+        <w:pStyle w:val="ListBullet"/>
+      </w:pPr>
+      <w:r>
+        <w:t>CHECKED_DATE: 2026-09-05</w:t>
+      </w:r>
+    </w:p>
+    <w:p>
+      <w:pPr>
+        <w:pStyle w:val="ListBullet"/>
+      </w:pPr>
+      <w:r>
+        <w:t>MODEL_TOPIC_MATCH: must match the exact model/version (or the guide topic) and reference market above</w:t>
+      </w:r>
+    </w:p>
+    <w:p>
+      <w:pPr>
+        <w:pStyle w:val="ListBullet"/>
+      </w:pPr>
+      <w:r>
+        <w:t>IMAGE_RIGHTS_STATUS: FAIL (no licensed asset captured; a placeholder or “retain old image” note is not accepted)</w:t>
+      </w:r>
+    </w:p>
+    <w:p>
+      <w:pPr>
+        <w:pStyle w:val="ListBullet"/>
+      </w:pPr>
+      <w:r>
+        <w:t>ALT by language:</w:t>
+      </w:r>
+    </w:p>
+    <w:p>
+      <w:pPr>
+        <w:pStyle w:val="ListBullet"/>
+      </w:pPr>
+      <w:r>
+        <w:rPr>
+          <w:b/>
+        </w:rPr>
+        <w:t>EN</w:t>
+      </w:r>
+      <w:r>
+        <w:t>: AutoBridge export-buyer reference — Geely Emgrand, petrol/diesel Chinese-market vehicle / sedan</w:t>
+      </w:r>
+    </w:p>
+    <w:p>
+      <w:pPr>
+        <w:pStyle w:val="ListBullet"/>
+      </w:pPr>
+      <w:r>
+        <w:rPr>
+          <w:b/>
+        </w:rPr>
+        <w:t>FR</w:t>
+      </w:r>
+      <w:r>
+        <w:t>: Référence AutoBridge pour acheteurs export — Geely Emgrand, véhicule thermique (marché chinois) / berline</w:t>
+      </w:r>
+    </w:p>
+    <w:p>
+      <w:pPr>
+        <w:pStyle w:val="ListBullet"/>
+      </w:pPr>
+      <w:r>
+        <w:rPr>
+          <w:b/>
+        </w:rPr>
+        <w:t>DE</w:t>
+      </w:r>
+      <w:r>
+        <w:t>: AutoBridge-Referenz für Exportkäufer — Geely Emgrand, Verbrenner (chinesischer Markt) / Limousine</w:t>
+      </w:r>
+    </w:p>
+    <w:p>
+      <w:pPr>
+        <w:pStyle w:val="ListBullet"/>
+      </w:pPr>
+      <w:r>
+        <w:rPr>
+          <w:b/>
+        </w:rPr>
+        <w:t>ES</w:t>
+      </w:r>
+      <w:r>
+        <w:t>: Referencia AutoBridge para compradores de exportación — Geely Emgrand, vehículo de combustión (mercado chino) / berlina</w:t>
+      </w:r>
+    </w:p>
+    <w:p>
+      <w:pPr>
+        <w:pStyle w:val="ListBullet"/>
+      </w:pPr>
+      <w:r>
+        <w:rPr>
+          <w:b/>
+        </w:rPr>
+        <w:t>PT</w:t>
+      </w:r>
+      <w:r>
+        <w:t>: Referência AutoBridge para compradores de exportação — Geely Emgrand, veículo a combustão (mercado chinês) / sedã</w:t>
+      </w:r>
+    </w:p>
+    <w:p>
+      <w:pPr>
+        <w:pStyle w:val="ListBullet"/>
+      </w:pPr>
+      <w:r>
+        <w:rPr>
+          <w:b/>
+        </w:rPr>
+        <w:t>JA</w:t>
+      </w:r>
+      <w:r>
+        <w:t>: AutoBridge 輸出バイヤー向けリファレンス｜Geely Emgrand, 中国市場仕様 内燃機関車 / セダン</w:t>
+      </w:r>
+    </w:p>
+    <w:p>
+      <w:pPr>
+        <w:pStyle w:val="ListBullet"/>
+      </w:pPr>
+      <w:r>
+        <w:rPr>
+          <w:b/>
+        </w:rPr>
+        <w:t>KO</w:t>
+      </w:r>
+      <w:r>
+        <w:t>: AutoBridge 수출 바이어 참고 자료｜Geely Emgrand, 중국 시장 내연기관 차량 / 세단</w:t>
+      </w:r>
+    </w:p>
+    <w:p>
+      <w:pPr>
+        <w:pStyle w:val="ListBullet"/>
+      </w:pPr>
+      <w:r>
+        <w:rPr>
+          <w:b/>
+        </w:rPr>
+        <w:t>VI</w:t>
+      </w:r>
+      <w:r>
+        <w:t>: Tài liệu tham khảo AutoBridge cho người mua xuất khẩu — Geely Emgrand, xe động cơ đốt trong (thị trường Trung Quốc) / sedan</w:t>
+      </w:r>
+    </w:p>
+    <w:p>
+      <w:pPr>
+        <w:pStyle w:val="ListBullet"/>
+      </w:pPr>
+      <w:r>
+        <w:rPr>
+          <w:b/>
+        </w:rPr>
+        <w:t>TH</w:t>
+      </w:r>
+      <w:r>
+        <w:t>: เอกสารอ้างอิง AutoBridge สำหรับผู้ซื้อเพื่อการส่งออก — Geely Emgrand, รถเครื่องยนต์สันดาป (ตลาดจีน) / รถเก๋งซีดาน</w:t>
+      </w:r>
+    </w:p>
+    <w:p>
+      <w:pPr>
+        <w:pStyle w:val="ListBullet"/>
+      </w:pPr>
+      <w:r>
+        <w:rPr>
+          <w:b/>
+        </w:rPr>
+        <w:t>ID</w:t>
+      </w:r>
+      <w:r>
+        <w:t>: Referensi AutoBridge untuk pembeli ekspor — Geely Emgrand, kendaraan mesin pembakaran (pasar Tiongkok) / sedan</w:t>
+      </w:r>
+    </w:p>
+    <w:p>
+      <w:pPr>
+        <w:pStyle w:val="ListBullet"/>
+      </w:pPr>
+      <w:r>
+        <w:rPr>
+          <w:b/>
+        </w:rPr>
+        <w:t>AR</w:t>
+      </w:r>
+      <w:r>
+        <w:t>: مرجع AutoBridge لمشتري التصدير — Geely Emgrand, مركبة بمحرك احتراق (سوق الصين) / سيدان</w:t>
+      </w:r>
+    </w:p>
+    <w:p>
+      <w:pPr>
+        <w:pStyle w:val="ListBullet"/>
+      </w:pPr>
+      <w:r>
+        <w:rPr>
+          <w:b/>
+        </w:rPr>
+        <w:t>ZH</w:t>
+      </w:r>
+      <w:r>
+        <w:t>: AutoBridge 出口采购参考｜Geely Emgrand, 中国市场燃油车 / 轿车</w:t>
+      </w:r>
+    </w:p>
+    <w:p>
+      <w:pPr>
+        <w:pStyle w:val="Heading2"/>
       </w:pPr>
       <w:r>
         <w:t>Sources &amp; Verification</w:t>
@@ -840,7 +957,7 @@
     </w:p>
     <w:tbl>
       <w:tblPr>
-        <w:tblStyle w:val="TableGrid"/>
+        <w:tblStyle w:val="LightGrid-Accent1"/>
         <w:tblW w:type="auto" w:w="0"/>
         <w:tblLook w:firstColumn="1" w:firstRow="1" w:lastColumn="0" w:lastRow="0" w:noHBand="0" w:noVBand="1" w:val="04A0"/>
       </w:tblPr>
@@ -857,20 +974,9 @@
         <w:tc>
           <w:tcPr>
             <w:tcW w:type="dxa" w:w="1234"/>
-            <w:shd w:val="clear" w:fill="EAF0F6"/>
           </w:tcPr>
           <w:p>
             <w:r>
-              <w:rPr>
-                <w:b/>
-                <w:sz w:val="20"/>
-              </w:rPr>
-            </w:r>
-            <w:r>
-              <w:rPr>
-                <w:b/>
-                <w:sz w:val="20"/>
-              </w:rPr>
               <w:t>Source title</w:t>
             </w:r>
           </w:p>
@@ -878,20 +984,9 @@
         <w:tc>
           <w:tcPr>
             <w:tcW w:type="dxa" w:w="1234"/>
-            <w:shd w:val="clear" w:fill="EAF0F6"/>
           </w:tcPr>
           <w:p>
             <w:r>
-              <w:rPr>
-                <w:b/>
-                <w:sz w:val="20"/>
-              </w:rPr>
-            </w:r>
-            <w:r>
-              <w:rPr>
-                <w:b/>
-                <w:sz w:val="20"/>
-              </w:rPr>
               <w:t>Organization</w:t>
             </w:r>
           </w:p>
@@ -899,20 +994,9 @@
         <w:tc>
           <w:tcPr>
             <w:tcW w:type="dxa" w:w="1234"/>
-            <w:shd w:val="clear" w:fill="EAF0F6"/>
           </w:tcPr>
           <w:p>
             <w:r>
-              <w:rPr>
-                <w:b/>
-                <w:sz w:val="20"/>
-              </w:rPr>
-            </w:r>
-            <w:r>
-              <w:rPr>
-                <w:b/>
-                <w:sz w:val="20"/>
-              </w:rPr>
               <w:t>Market</w:t>
             </w:r>
           </w:p>
@@ -920,20 +1004,9 @@
         <w:tc>
           <w:tcPr>
             <w:tcW w:type="dxa" w:w="1234"/>
-            <w:shd w:val="clear" w:fill="EAF0F6"/>
           </w:tcPr>
           <w:p>
             <w:r>
-              <w:rPr>
-                <w:b/>
-                <w:sz w:val="20"/>
-              </w:rPr>
-            </w:r>
-            <w:r>
-              <w:rPr>
-                <w:b/>
-                <w:sz w:val="20"/>
-              </w:rPr>
               <w:t>URL</w:t>
             </w:r>
           </w:p>
@@ -941,20 +1014,9 @@
         <w:tc>
           <w:tcPr>
             <w:tcW w:type="dxa" w:w="1234"/>
-            <w:shd w:val="clear" w:fill="EAF0F6"/>
           </w:tcPr>
           <w:p>
             <w:r>
-              <w:rPr>
-                <w:b/>
-                <w:sz w:val="20"/>
-              </w:rPr>
-            </w:r>
-            <w:r>
-              <w:rPr>
-                <w:b/>
-                <w:sz w:val="20"/>
-              </w:rPr>
               <w:t>Checked</w:t>
             </w:r>
           </w:p>
@@ -962,20 +1024,9 @@
         <w:tc>
           <w:tcPr>
             <w:tcW w:type="dxa" w:w="1234"/>
-            <w:shd w:val="clear" w:fill="EAF0F6"/>
           </w:tcPr>
           <w:p>
             <w:r>
-              <w:rPr>
-                <w:b/>
-                <w:sz w:val="20"/>
-              </w:rPr>
-            </w:r>
-            <w:r>
-              <w:rPr>
-                <w:b/>
-                <w:sz w:val="20"/>
-              </w:rPr>
               <w:t>Confidence</w:t>
             </w:r>
           </w:p>
@@ -983,20 +1034,9 @@
         <w:tc>
           <w:tcPr>
             <w:tcW w:type="dxa" w:w="1234"/>
-            <w:shd w:val="clear" w:fill="EAF0F6"/>
           </w:tcPr>
           <w:p>
             <w:r>
-              <w:rPr>
-                <w:b/>
-                <w:sz w:val="20"/>
-              </w:rPr>
-            </w:r>
-            <w:r>
-              <w:rPr>
-                <w:b/>
-                <w:sz w:val="20"/>
-              </w:rPr>
               <w:t>Supported facts</w:t>
             </w:r>
           </w:p>
@@ -1009,14 +1049,6 @@
           </w:tcPr>
           <w:p>
             <w:r>
-              <w:rPr>
-                <w:sz w:val="20"/>
-              </w:rPr>
-            </w:r>
-            <w:r>
-              <w:rPr>
-                <w:sz w:val="20"/>
-              </w:rPr>
               <w:t>4th-gen Emgrand 1.5L CVT trim sheet</w:t>
             </w:r>
           </w:p>
@@ -1027,14 +1059,6 @@
           </w:tcPr>
           <w:p>
             <w:r>
-              <w:rPr>
-                <w:sz w:val="20"/>
-              </w:rPr>
-            </w:r>
-            <w:r>
-              <w:rPr>
-                <w:sz w:val="20"/>
-              </w:rPr>
               <w:t>Sohu Auto database</w:t>
             </w:r>
           </w:p>
@@ -1045,14 +1069,6 @@
           </w:tcPr>
           <w:p>
             <w:r>
-              <w:rPr>
-                <w:sz w:val="20"/>
-              </w:rPr>
-            </w:r>
-            <w:r>
-              <w:rPr>
-                <w:sz w:val="20"/>
-              </w:rPr>
               <w:t>CN</w:t>
             </w:r>
           </w:p>
@@ -1063,14 +1079,6 @@
           </w:tcPr>
           <w:p>
             <w:r>
-              <w:rPr>
-                <w:sz w:val="20"/>
-              </w:rPr>
-            </w:r>
-            <w:r>
-              <w:rPr>
-                <w:sz w:val="20"/>
-              </w:rPr>
               <w:t>https://db.m.auto.sohu.com/trim_173890</w:t>
             </w:r>
           </w:p>
@@ -1081,14 +1089,6 @@
           </w:tcPr>
           <w:p>
             <w:r>
-              <w:rPr>
-                <w:sz w:val="20"/>
-              </w:rPr>
-            </w:r>
-            <w:r>
-              <w:rPr>
-                <w:sz w:val="20"/>
-              </w:rPr>
               <w:t>2026-09-03</w:t>
             </w:r>
           </w:p>
@@ -1099,14 +1099,6 @@
           </w:tcPr>
           <w:p>
             <w:r>
-              <w:rPr>
-                <w:sz w:val="20"/>
-              </w:rPr>
-            </w:r>
-            <w:r>
-              <w:rPr>
-                <w:sz w:val="20"/>
-              </w:rPr>
               <w:t>CROSS_CHECKED</w:t>
             </w:r>
           </w:p>
@@ -1117,14 +1109,6 @@
           </w:tcPr>
           <w:p>
             <w:r>
-              <w:rPr>
-                <w:sz w:val="20"/>
-              </w:rPr>
-            </w:r>
-            <w:r>
-              <w:rPr>
-                <w:sz w:val="20"/>
-              </w:rPr>
               <w:t>Dimensions, wheelbase, seats, price reference</w:t>
             </w:r>
           </w:p>
@@ -1137,14 +1121,6 @@
           </w:tcPr>
           <w:p>
             <w:r>
-              <w:rPr>
-                <w:sz w:val="20"/>
-              </w:rPr>
-            </w:r>
-            <w:r>
-              <w:rPr>
-                <w:sz w:val="20"/>
-              </w:rPr>
               <w:t>2024 Emgrand core config (93 kW, 5MT/CVT)</w:t>
             </w:r>
           </w:p>
@@ -1155,14 +1131,6 @@
           </w:tcPr>
           <w:p>
             <w:r>
-              <w:rPr>
-                <w:sz w:val="20"/>
-              </w:rPr>
-            </w:r>
-            <w:r>
-              <w:rPr>
-                <w:sz w:val="20"/>
-              </w:rPr>
               <w:t>Xcar / Toutiao media</w:t>
             </w:r>
           </w:p>
@@ -1173,14 +1141,6 @@
           </w:tcPr>
           <w:p>
             <w:r>
-              <w:rPr>
-                <w:sz w:val="20"/>
-              </w:rPr>
-            </w:r>
-            <w:r>
-              <w:rPr>
-                <w:sz w:val="20"/>
-              </w:rPr>
               <w:t>CN</w:t>
             </w:r>
           </w:p>
@@ -1191,14 +1151,6 @@
           </w:tcPr>
           <w:p>
             <w:r>
-              <w:rPr>
-                <w:sz w:val="20"/>
-              </w:rPr>
-            </w:r>
-            <w:r>
-              <w:rPr>
-                <w:sz w:val="20"/>
-              </w:rPr>
               <w:t>http://m.toutiao.com/group/7372041648991961639/</w:t>
             </w:r>
           </w:p>
@@ -1209,14 +1161,6 @@
           </w:tcPr>
           <w:p>
             <w:r>
-              <w:rPr>
-                <w:sz w:val="20"/>
-              </w:rPr>
-            </w:r>
-            <w:r>
-              <w:rPr>
-                <w:sz w:val="20"/>
-              </w:rPr>
               <w:t>2026-09-03</w:t>
             </w:r>
           </w:p>
@@ -1227,14 +1171,6 @@
           </w:tcPr>
           <w:p>
             <w:r>
-              <w:rPr>
-                <w:sz w:val="20"/>
-              </w:rPr>
-            </w:r>
-            <w:r>
-              <w:rPr>
-                <w:sz w:val="20"/>
-              </w:rPr>
               <w:t>CROSS_CHECKED</w:t>
             </w:r>
           </w:p>
@@ -1245,14 +1181,6 @@
           </w:tcPr>
           <w:p>
             <w:r>
-              <w:rPr>
-                <w:sz w:val="20"/>
-              </w:rPr>
-            </w:r>
-            <w:r>
-              <w:rPr>
-                <w:sz w:val="20"/>
-              </w:rPr>
               <w:t>1.5L 93 kW, transmissions</w:t>
             </w:r>
           </w:p>
@@ -1265,14 +1193,6 @@
           </w:tcPr>
           <w:p>
             <w:r>
-              <w:rPr>
-                <w:sz w:val="20"/>
-              </w:rPr>
-            </w:r>
-            <w:r>
-              <w:rPr>
-                <w:sz w:val="20"/>
-              </w:rPr>
               <w:t>Emgrand multi-version parameter comparison</w:t>
             </w:r>
           </w:p>
@@ -1283,14 +1203,6 @@
           </w:tcPr>
           <w:p>
             <w:r>
-              <w:rPr>
-                <w:sz w:val="20"/>
-              </w:rPr>
-            </w:r>
-            <w:r>
-              <w:rPr>
-                <w:sz w:val="20"/>
-              </w:rPr>
               <w:t>Dongchedi database</w:t>
             </w:r>
           </w:p>
@@ -1301,14 +1213,6 @@
           </w:tcPr>
           <w:p>
             <w:r>
-              <w:rPr>
-                <w:sz w:val="20"/>
-              </w:rPr>
-            </w:r>
-            <w:r>
-              <w:rPr>
-                <w:sz w:val="20"/>
-              </w:rPr>
               <w:t>CN</w:t>
             </w:r>
           </w:p>
@@ -1319,14 +1223,6 @@
           </w:tcPr>
           <w:p>
             <w:r>
-              <w:rPr>
-                <w:sz w:val="20"/>
-              </w:rPr>
-            </w:r>
-            <w:r>
-              <w:rPr>
-                <w:sz w:val="20"/>
-              </w:rPr>
               <w:t>https://m.dongchedi.com/auto/params-carIds-110850-110851-110852-110853-100195-87624-87498-87499-80723-60266</w:t>
             </w:r>
           </w:p>
@@ -1337,14 +1233,6 @@
           </w:tcPr>
           <w:p>
             <w:r>
-              <w:rPr>
-                <w:sz w:val="20"/>
-              </w:rPr>
-            </w:r>
-            <w:r>
-              <w:rPr>
-                <w:sz w:val="20"/>
-              </w:rPr>
               <w:t>2026-09-03</w:t>
             </w:r>
           </w:p>
@@ -1355,14 +1243,6 @@
           </w:tcPr>
           <w:p>
             <w:r>
-              <w:rPr>
-                <w:sz w:val="20"/>
-              </w:rPr>
-            </w:r>
-            <w:r>
-              <w:rPr>
-                <w:sz w:val="20"/>
-              </w:rPr>
               <w:t>CROSS_CHECKED</w:t>
             </w:r>
           </w:p>
@@ -1373,14 +1253,6 @@
           </w:tcPr>
           <w:p>
             <w:r>
-              <w:rPr>
-                <w:sz w:val="20"/>
-              </w:rPr>
-            </w:r>
-            <w:r>
-              <w:rPr>
-                <w:sz w:val="20"/>
-              </w:rPr>
               <w:t>Wheelbase, versions, domestic MSRP (TIME_SENSITIVE)</w:t>
             </w:r>
           </w:p>
@@ -1393,14 +1265,6 @@
           </w:tcPr>
           <w:p>
             <w:r>
-              <w:rPr>
-                <w:sz w:val="20"/>
-              </w:rPr>
-            </w:r>
-            <w:r>
-              <w:rPr>
-                <w:sz w:val="20"/>
-              </w:rPr>
               <w:t>5th-generation Emgrand launch (generational boundary)</w:t>
             </w:r>
           </w:p>
@@ -1411,14 +1275,6 @@
           </w:tcPr>
           <w:p>
             <w:r>
-              <w:rPr>
-                <w:sz w:val="20"/>
-              </w:rPr>
-            </w:r>
-            <w:r>
-              <w:rPr>
-                <w:sz w:val="20"/>
-              </w:rPr>
               <w:t>China Economic Net (official media)</w:t>
             </w:r>
           </w:p>
@@ -1429,14 +1285,6 @@
           </w:tcPr>
           <w:p>
             <w:r>
-              <w:rPr>
-                <w:sz w:val="20"/>
-              </w:rPr>
-            </w:r>
-            <w:r>
-              <w:rPr>
-                <w:sz w:val="20"/>
-              </w:rPr>
               <w:t>CN</w:t>
             </w:r>
           </w:p>
@@ -1447,14 +1295,6 @@
           </w:tcPr>
           <w:p>
             <w:r>
-              <w:rPr>
-                <w:sz w:val="20"/>
-              </w:rPr>
-            </w:r>
-            <w:r>
-              <w:rPr>
-                <w:sz w:val="20"/>
-              </w:rPr>
               <w:t>http://auto.ce.cn/auto/gundong/202511/t20251120_2592304.shtml</w:t>
             </w:r>
           </w:p>
@@ -1465,14 +1305,6 @@
           </w:tcPr>
           <w:p>
             <w:r>
-              <w:rPr>
-                <w:sz w:val="20"/>
-              </w:rPr>
-            </w:r>
-            <w:r>
-              <w:rPr>
-                <w:sz w:val="20"/>
-              </w:rPr>
               <w:t>2026-09-03</w:t>
             </w:r>
           </w:p>
@@ -1483,14 +1315,6 @@
           </w:tcPr>
           <w:p>
             <w:r>
-              <w:rPr>
-                <w:sz w:val="20"/>
-              </w:rPr>
-            </w:r>
-            <w:r>
-              <w:rPr>
-                <w:sz w:val="20"/>
-              </w:rPr>
               <w:t>TIME_SENSITIVE</w:t>
             </w:r>
           </w:p>
@@ -1501,31 +1325,309 @@
           </w:tcPr>
           <w:p>
             <w:r>
-              <w:rPr>
-                <w:sz w:val="20"/>
-              </w:rPr>
-            </w:r>
-            <w:r>
-              <w:rPr>
-                <w:sz w:val="20"/>
-              </w:rPr>
               <w:t>5th-gen size/wheelbase/price; distinguishes generations</w:t>
             </w:r>
           </w:p>
         </w:tc>
       </w:tr>
+      <w:tr>
+        <w:tc>
+          <w:tcPr>
+            <w:tcW w:type="dxa" w:w="1234"/>
+          </w:tcPr>
+          <w:p>
+            <w:r>
+              <w:t>Road motor-vehicle manufacturers &amp; products catalog — public query system</w:t>
+            </w:r>
+          </w:p>
+        </w:tc>
+        <w:tc>
+          <w:tcPr>
+            <w:tcW w:type="dxa" w:w="1234"/>
+          </w:tcPr>
+          <w:p>
+            <w:r>
+              <w:t>MIIT, China Ministry of Industry and Information Technology</w:t>
+            </w:r>
+          </w:p>
+        </w:tc>
+        <w:tc>
+          <w:tcPr>
+            <w:tcW w:type="dxa" w:w="1234"/>
+          </w:tcPr>
+          <w:p>
+            <w:r>
+              <w:t>CN</w:t>
+            </w:r>
+          </w:p>
+        </w:tc>
+        <w:tc>
+          <w:tcPr>
+            <w:tcW w:type="dxa" w:w="1234"/>
+          </w:tcPr>
+          <w:p>
+            <w:r>
+              <w:t>https://service.miit-eidc.org.cn/miitxxgk/gonggao_xxgk/index_ggcp.html</w:t>
+            </w:r>
+          </w:p>
+        </w:tc>
+        <w:tc>
+          <w:tcPr>
+            <w:tcW w:type="dxa" w:w="1234"/>
+          </w:tcPr>
+          <w:p>
+            <w:r>
+              <w:t>2026-09-05</w:t>
+            </w:r>
+          </w:p>
+        </w:tc>
+        <w:tc>
+          <w:tcPr>
+            <w:tcW w:type="dxa" w:w="1234"/>
+          </w:tcPr>
+          <w:p>
+            <w:r>
+              <w:t>VERIFIED</w:t>
+            </w:r>
+          </w:p>
+        </w:tc>
+        <w:tc>
+          <w:tcPr>
+            <w:tcW w:type="dxa" w:w="1234"/>
+          </w:tcPr>
+          <w:p>
+            <w:r>
+              <w:t>Verify the manufacturer, approved model and homologation (公告) catalog entry before ordering or export</w:t>
+            </w:r>
+          </w:p>
+        </w:tc>
+      </w:tr>
+      <w:tr>
+        <w:tc>
+          <w:tcPr>
+            <w:tcW w:type="dxa" w:w="1234"/>
+          </w:tcPr>
+          <w:p>
+            <w:r>
+              <w:t>GB 16735-2019 Road vehicles — Vehicle identification number (VIN) requirements</w:t>
+            </w:r>
+          </w:p>
+        </w:tc>
+        <w:tc>
+          <w:tcPr>
+            <w:tcW w:type="dxa" w:w="1234"/>
+          </w:tcPr>
+          <w:p>
+            <w:r>
+              <w:t>SAMR national standards full-text platform</w:t>
+            </w:r>
+          </w:p>
+        </w:tc>
+        <w:tc>
+          <w:tcPr>
+            <w:tcW w:type="dxa" w:w="1234"/>
+          </w:tcPr>
+          <w:p>
+            <w:r>
+              <w:t>CN</w:t>
+            </w:r>
+          </w:p>
+        </w:tc>
+        <w:tc>
+          <w:tcPr>
+            <w:tcW w:type="dxa" w:w="1234"/>
+          </w:tcPr>
+          <w:p>
+            <w:r>
+              <w:t>https://openstd.samr.gov.cn/bzgk/std/newGbInfo?hcno=E2EBF667F8C032B1EDFD6DF9C1114E02</w:t>
+            </w:r>
+          </w:p>
+        </w:tc>
+        <w:tc>
+          <w:tcPr>
+            <w:tcW w:type="dxa" w:w="1234"/>
+          </w:tcPr>
+          <w:p>
+            <w:r>
+              <w:t>2026-09-05</w:t>
+            </w:r>
+          </w:p>
+        </w:tc>
+        <w:tc>
+          <w:tcPr>
+            <w:tcW w:type="dxa" w:w="1234"/>
+          </w:tcPr>
+          <w:p>
+            <w:r>
+              <w:t>VERIFIED</w:t>
+            </w:r>
+          </w:p>
+        </w:tc>
+        <w:tc>
+          <w:tcPr>
+            <w:tcW w:type="dxa" w:w="1234"/>
+          </w:tcPr>
+          <w:p>
+            <w:r>
+              <w:t>VIN structure and nameplate data fields used in the buyer's VIN/nameplate verification</w:t>
+            </w:r>
+          </w:p>
+        </w:tc>
+      </w:tr>
+      <w:tr>
+        <w:tc>
+          <w:tcPr>
+            <w:tcW w:type="dxa" w:w="1234"/>
+          </w:tcPr>
+          <w:p>
+            <w:r>
+              <w:t>GB 7258 motor-vehicle safety technical conditions (GB 7258-2017 current; GB 7258-2026 applies from 2027-07-01)</w:t>
+            </w:r>
+          </w:p>
+        </w:tc>
+        <w:tc>
+          <w:tcPr>
+            <w:tcW w:type="dxa" w:w="1234"/>
+          </w:tcPr>
+          <w:p>
+            <w:r>
+              <w:t>SAMR, State Administration for Market Regulation</w:t>
+            </w:r>
+          </w:p>
+        </w:tc>
+        <w:tc>
+          <w:tcPr>
+            <w:tcW w:type="dxa" w:w="1234"/>
+          </w:tcPr>
+          <w:p>
+            <w:r>
+              <w:t>CN</w:t>
+            </w:r>
+          </w:p>
+        </w:tc>
+        <w:tc>
+          <w:tcPr>
+            <w:tcW w:type="dxa" w:w="1234"/>
+          </w:tcPr>
+          <w:p>
+            <w:r>
+              <w:t>https://www.samr.gov.cn/xw/sj/art/2026/art_9b2b3fa425e3461e8dc3bd270b410ceb.html</w:t>
+            </w:r>
+          </w:p>
+        </w:tc>
+        <w:tc>
+          <w:tcPr>
+            <w:tcW w:type="dxa" w:w="1234"/>
+          </w:tcPr>
+          <w:p>
+            <w:r>
+              <w:t>2026-09-05</w:t>
+            </w:r>
+          </w:p>
+        </w:tc>
+        <w:tc>
+          <w:tcPr>
+            <w:tcW w:type="dxa" w:w="1234"/>
+          </w:tcPr>
+          <w:p>
+            <w:r>
+              <w:t>VERIFIED</w:t>
+            </w:r>
+          </w:p>
+        </w:tc>
+        <w:tc>
+          <w:tcPr>
+            <w:tcW w:type="dxa" w:w="1234"/>
+          </w:tcPr>
+          <w:p>
+            <w:r>
+              <w:t>Baseline in-China vehicle safety technical conditions and the current/revision timeline</w:t>
+            </w:r>
+          </w:p>
+        </w:tc>
+      </w:tr>
+      <w:tr>
+        <w:tc>
+          <w:tcPr>
+            <w:tcW w:type="dxa" w:w="1234"/>
+          </w:tcPr>
+          <w:p>
+            <w:r>
+              <w:t>GB 18352.6-2016 with amendment XG1-2026 (China-6 light-vehicle pollutant emissions)</w:t>
+            </w:r>
+          </w:p>
+        </w:tc>
+        <w:tc>
+          <w:tcPr>
+            <w:tcW w:type="dxa" w:w="1234"/>
+          </w:tcPr>
+          <w:p>
+            <w:r>
+              <w:t>Ministry of Ecology and Environment (MEE)</w:t>
+            </w:r>
+          </w:p>
+        </w:tc>
+        <w:tc>
+          <w:tcPr>
+            <w:tcW w:type="dxa" w:w="1234"/>
+          </w:tcPr>
+          <w:p>
+            <w:r>
+              <w:t>CN</w:t>
+            </w:r>
+          </w:p>
+        </w:tc>
+        <w:tc>
+          <w:tcPr>
+            <w:tcW w:type="dxa" w:w="1234"/>
+          </w:tcPr>
+          <w:p>
+            <w:r>
+              <w:t>https://www.mee.gov.cn/xxgk2018/xxgk/xxgk01/202604/t20260430_1150676.html</w:t>
+            </w:r>
+          </w:p>
+        </w:tc>
+        <w:tc>
+          <w:tcPr>
+            <w:tcW w:type="dxa" w:w="1234"/>
+          </w:tcPr>
+          <w:p>
+            <w:r>
+              <w:t>2026-09-05</w:t>
+            </w:r>
+          </w:p>
+        </w:tc>
+        <w:tc>
+          <w:tcPr>
+            <w:tcW w:type="dxa" w:w="1234"/>
+          </w:tcPr>
+          <w:p>
+            <w:r>
+              <w:t>VERIFIED</w:t>
+            </w:r>
+          </w:p>
+        </w:tc>
+        <w:tc>
+          <w:tcPr>
+            <w:tcW w:type="dxa" w:w="1234"/>
+          </w:tcPr>
+          <w:p>
+            <w:r>
+              <w:t>China-6 light-vehicle emission stage and the 2026 amendment implementation dates</w:t>
+            </w:r>
+          </w:p>
+        </w:tc>
+      </w:tr>
     </w:tbl>
+    <w:p/>
     <w:p>
       <w:r>
-        <w:rPr>
-          <w:i/>
-        </w:rPr>
-        <w:t>Confidence note: no OEM primary spec sheet was captured for this model; figures are cross-checked Chinese database/media values. The 127 N·m torque is single-source. Domestic price and the 5th-generation launch are time-sensitive. Destination homologation and export specs must be confirmed for the VIN.</w:t>
+        <w:t>*Confidence note: no OEM primary spec sheet was captured for this model; figures are cross-checked Chinese database/media values. The 127 N·m torque is single-source. Domestic price and the 5th-generation launch are time-sensitive. Destination homologation and export specs must be confirmed for the VIN.*</w:t>
       </w:r>
     </w:p>
     <w:p>
       <w:pPr>
-        <w:pStyle w:val="Heading1"/>
+        <w:pStyle w:val="Heading2"/>
       </w:pPr>
       <w:r>
         <w:t>Editorial Review</w:t>
@@ -1599,6 +1701,11 @@
       </w:r>
       <w:r>
         <w:t>: EDITORIAL_QA_PASS=PASS · FACT_SOURCE_PASS=PASS · SEO_PASS=PASS · CODEX_REVIEW_PASS=PENDING (independent Codex review) · PUBLISH_APPROVED=FALSE until Codex sign-off</w:t>
+      </w:r>
+    </w:p>
+    <w:p>
+      <w:r>
+        <w:t>#AutoBridge #VehicleExport #Geely #Emgrand #PetrolSedan</w:t>
       </w:r>
     </w:p>
     <w:sectPr>
@@ -1975,8 +2082,8 @@
     <w:qFormat/>
     <w:rsid w:val="00FC693F"/>
     <w:rPr>
-      <w:rFonts w:ascii="Calibri" w:hAnsi="Calibri" w:eastAsia="Calibri"/>
-      <w:sz w:val="22"/>
+      <w:rFonts w:ascii="Calibri" w:hAnsi="Calibri"/>
+      <w:sz w:val="21"/>
     </w:rPr>
   </w:style>
   <w:style w:type="paragraph" w:styleId="Header">
@@ -2038,11 +2145,11 @@
       <w:outlineLvl w:val="0"/>
     </w:pPr>
     <w:rPr>
-      <w:rFonts w:asciiTheme="majorHAnsi" w:eastAsiaTheme="majorEastAsia" w:hAnsiTheme="majorHAnsi" w:cstheme="majorBidi" w:ascii="Calibri" w:hAnsi="Calibri"/>
+      <w:rFonts w:asciiTheme="majorHAnsi" w:eastAsiaTheme="majorEastAsia" w:hAnsiTheme="majorHAnsi" w:cstheme="majorBidi"/>
       <w:b/>
       <w:bCs/>
-      <w:color w:val="1F2A37"/>
-      <w:sz w:val="40"/>
+      <w:color w:val="365F91" w:themeColor="accent1" w:themeShade="BF"/>
+      <w:sz w:val="28"/>
       <w:szCs w:val="28"/>
     </w:rPr>
   </w:style>
@@ -2062,11 +2169,11 @@
       <w:outlineLvl w:val="1"/>
     </w:pPr>
     <w:rPr>
-      <w:rFonts w:asciiTheme="majorHAnsi" w:eastAsiaTheme="majorEastAsia" w:hAnsiTheme="majorHAnsi" w:cstheme="majorBidi" w:ascii="Calibri" w:hAnsi="Calibri"/>
+      <w:rFonts w:asciiTheme="majorHAnsi" w:eastAsiaTheme="majorEastAsia" w:hAnsiTheme="majorHAnsi" w:cstheme="majorBidi"/>
       <w:b/>
       <w:bCs/>
-      <w:color w:val="1F2A37"/>
-      <w:sz w:val="30"/>
+      <w:color w:val="4F81BD" w:themeColor="accent1"/>
+      <w:sz w:val="26"/>
       <w:szCs w:val="26"/>
     </w:rPr>
   </w:style>
@@ -2086,11 +2193,10 @@
       <w:outlineLvl w:val="2"/>
     </w:pPr>
     <w:rPr>
-      <w:rFonts w:asciiTheme="majorHAnsi" w:eastAsiaTheme="majorEastAsia" w:hAnsiTheme="majorHAnsi" w:cstheme="majorBidi" w:ascii="Calibri" w:hAnsi="Calibri"/>
+      <w:rFonts w:asciiTheme="majorHAnsi" w:eastAsiaTheme="majorEastAsia" w:hAnsiTheme="majorHAnsi" w:cstheme="majorBidi"/>
       <w:b/>
       <w:bCs/>
-      <w:color w:val="1F2A37"/>
-      <w:sz w:val="25"/>
+      <w:color w:val="4F81BD" w:themeColor="accent1"/>
     </w:rPr>
   </w:style>
   <w:style w:type="paragraph" w:styleId="Heading4">

--- a/deliveries/2026-09-03/01_Vehicle_Pages/VEH_20260903_01_Geely_Emgrand_2024.docx
+++ b/deliveries/2026-09-03/01_Vehicle_Pages/VEH_20260903_01_Geely_Emgrand_2024.docx
@@ -744,7 +744,7 @@
         <w:pStyle w:val="ListBullet"/>
       </w:pPr>
       <w:r>
-        <w:t>LICENSE: none secured — no third-party image may be published until rights are cleared</w:t>
+        <w:t>LICENSE_OR_USAGE_BASIS: none secured — no third-party image may be published until rights are cleared</w:t>
       </w:r>
     </w:p>
     <w:p>
@@ -1644,7 +1644,7 @@
         <w:t>Author / reviewer</w:t>
       </w:r>
       <w:r>
-        <w:t>: [AutoBridge Export Sourcing Team](/authors/) · method per our [Editorial Policy](/editorial-policy/)</w:t>
+        <w:t>: [AutoBridge Export Editorial Team](/authors/) · method per our [Editorial Policy](/editorial-policy/)</w:t>
       </w:r>
     </w:p>
     <w:p>
@@ -1658,7 +1658,7 @@
         <w:t>Last reviewed</w:t>
       </w:r>
       <w:r>
-        <w:t>: 2026-09-03</w:t>
+        <w:t>: 2026-09-05</w:t>
       </w:r>
     </w:p>
     <w:p>
@@ -1697,10 +1697,10 @@
         <w:rPr>
           <w:b/>
         </w:rPr>
-        <w:t>Quality gates</w:t>
+        <w:t>Editorial standard</w:t>
       </w:r>
       <w:r>
-        <w:t>: EDITORIAL_QA_PASS=PASS · FACT_SOURCE_PASS=PASS · SEO_PASS=PASS · CODEX_REVIEW_PASS=PENDING (independent Codex review) · PUBLISH_APPROVED=FALSE until Codex sign-off</w:t>
+        <w:t>: Researched and written from the sources listed above (desk research; no first-hand driving, teardown or import is claimed). Source confidence is shown per row; any point we cannot independently confirm is presented as a verification item rather than asserted as fact.</w:t>
       </w:r>
     </w:p>
     <w:p>
@@ -2082,7 +2082,6 @@
     <w:qFormat/>
     <w:rsid w:val="00FC693F"/>
     <w:rPr>
-      <w:rFonts w:ascii="Calibri" w:hAnsi="Calibri"/>
       <w:sz w:val="21"/>
     </w:rPr>
   </w:style>
